--- a/hin/docx/51.content.docx
+++ b/hin/docx/51.content.docx
@@ -136,13 +136,6 @@
         <w:rPr>
           <w:lang w:val="hi_IN" w:bidi="hi_IN"/>
         </w:rPr>
-      </w:r>
-      <w:r>
-        <w:rPr>
-          <w:i/>
-          <w:lang w:val="hi_IN" w:bidi="hi_IN"/>
-        </w:rPr>
-        <w:t>कुलुस्सियों 1:1, कुलुस्सियों 1:2, कुलुस्सियों 1:5, कुलुस्सियों 1:6, कुलुस्सियों 1:7, कुलुस्सियों 1:9, कुलुस्सियों 1:10, कुलुस्सियों 1:12, कुलुस्सियों 1:13, कुलुस्सियों 1:14, कुलुस्सियों 1:15, कुलुस्सियों 1:16, कुलुस्सियों 1:20, कुलुस्सियों 1:21, कुलुस्सियों 1:23, कुलुस्सियों 1:24, कुलुस्सियों 1:27, कुलुस्सियों 1:28, कुलुस्सियों 2:2, कुलुस्सियों 2:3, कुलुस्सियों 2:4, कुलुस्सियों 2:6, कुलुस्सियों 2:8, कुलुस्सियों 2:9, कुलुस्सियों 2:10, कुलुस्सियों 2:11, कुलुस्सियों 2:12, कुलुस्सियों 2:13, कुलुस्सियों 2:14, कुलुस्सियों 2:15, कुलुस्सियों 2:16, कुलुस्सियों 2:17, कुलुस्सियों 2:19, कुलुस्सियों 2:21, कुलुस्सियों 2:23, कुलुस्सियों 3:1, कुलुस्सियों 3:1–2, कुलुस्सियों 3:3, कुलुस्सियों 3:4, कुलुस्सियों 3:5, कुलुस्सियों 3:6, कुलुस्सियों 3:8, कुलुस्सियों 3:10, कुलुस्सियों 3:12, कुलुस्सियों 3:13, कुलुस्सियों 3:14, कुलुस्सियों 3:15, कुलुस्सियों 3:15–17, कुलुस्सियों 3:16, कुलुस्सियों 3:18, कुलुस्सियों 3:19, कुलुस्सियों 3:20, कुलुस्सियों 3:21, कुलुस्सियों 3:23–24, कुलुस्सियों 3:24, कुलुस्सियों 3:25, कुलुस्सियों 4:1, कुलुस्सियों 4:2, कुलुस्सियों 4:3, कुलुस्सियों 4:5–6, कुलुस्सियों 4:7–9, कुलुस्सियों 4:10, कुलुस्सियों 4:12, कुलुस्सियों 4:14, कुलुस्सियों 4:15, कुलुस्सियों 4:16, कुलुस्सियों 4:18</w:t>
       </w:r>
       <w:r>
         <w:rPr>

--- a/hin/docx/51.content.docx
+++ b/hin/docx/51.content.docx
@@ -123,19 +123,6 @@
           <w:lang w:val="hi_IN" w:bidi="hi_IN"/>
         </w:rPr>
         <w:t>COL</w:t>
-      </w:r>
-      <w:r>
-        <w:rPr>
-          <w:lang w:val="hi_IN" w:bidi="hi_IN"/>
-        </w:rPr>
-      </w:r>
-    </w:p>
-    <w:p>
-      <w:pPr/>
-      <w:r>
-        <w:rPr>
-          <w:lang w:val="hi_IN" w:bidi="hi_IN"/>
-        </w:rPr>
       </w:r>
       <w:r>
         <w:rPr>

--- a/hin/docx/51.content.docx
+++ b/hin/docx/51.content.docx
@@ -19,7 +19,7 @@
         <w:rPr>
           <w:lang w:val="hi_IN" w:bidi="hi_IN"/>
         </w:rPr>
-        <w:t>Resource: अनुवाद प्रश्न (unfoldingWord)</w:t>
+        <w:t>Resource: unfoldingWord® Translation Questions</w:t>
       </w:r>
       <w:r>
         <w:rPr>
@@ -85,7 +85,7 @@
         <w:rPr>
           <w:lang w:val="hi_IN" w:bidi="hi_IN"/>
         </w:rPr>
-        <w:t>अनुवाद प्रश्न (unfoldingWord)</w:t>
+        <w:t>unfoldingWord® Translation Questions</w:t>
       </w:r>
     </w:p>
     <w:p>
